--- a/1.基础课程/1.Introduction.docx
+++ b/1.基础课程/1.Introduction.docx
@@ -480,296 +480,699 @@
         </w:rPr>
         <w:t>目标</w:t>
       </w:r>
+    </w:p>
+    <w:p>
+      <w:pPr>
+        <w:numPr>
+          <w:ilvl w:val="0"/>
+          <w:numId w:val="0"/>
+        </w:numPr>
+        <w:ind w:firstLine="420" w:firstLineChars="0"/>
+        <w:jc w:val="left"/>
+        <w:rPr>
+          <w:rFonts w:hint="eastAsia"/>
+          <w:b w:val="0"/>
+          <w:bCs w:val="0"/>
+          <w:sz w:val="21"/>
+          <w:szCs w:val="24"/>
+          <w:lang w:val="en-US" w:eastAsia="zh-CN"/>
+        </w:rPr>
+      </w:pPr>
+      <w:r>
+        <w:rPr>
+          <w:rFonts w:hint="eastAsia"/>
+          <w:b w:val="0"/>
+          <w:bCs w:val="0"/>
+          <w:sz w:val="21"/>
+          <w:szCs w:val="24"/>
+          <w:lang w:val="en-US" w:eastAsia="zh-CN"/>
+        </w:rPr>
+        <w:t>可能很多人会问</w:t>
+      </w:r>
+      <w:r>
+        <w:rPr>
+          <w:rFonts w:hint="default"/>
+          <w:b w:val="0"/>
+          <w:bCs w:val="0"/>
+          <w:sz w:val="21"/>
+          <w:szCs w:val="24"/>
+          <w:lang w:val="en-US" w:eastAsia="zh-CN"/>
+        </w:rPr>
+        <w:t>”</w:t>
+      </w:r>
+      <w:r>
+        <w:rPr>
+          <w:rFonts w:hint="eastAsia"/>
+          <w:b w:val="0"/>
+          <w:bCs w:val="0"/>
+          <w:sz w:val="21"/>
+          <w:szCs w:val="24"/>
+          <w:lang w:val="en-US" w:eastAsia="zh-CN"/>
+        </w:rPr>
+        <w:t>ROS与X有什么不同？</w:t>
+      </w:r>
+      <w:r>
+        <w:rPr>
+          <w:rFonts w:hint="default"/>
+          <w:b w:val="0"/>
+          <w:bCs w:val="0"/>
+          <w:sz w:val="21"/>
+          <w:szCs w:val="24"/>
+          <w:lang w:val="en-US" w:eastAsia="zh-CN"/>
+        </w:rPr>
+        <w:t>”</w:t>
+      </w:r>
+      <w:r>
+        <w:rPr>
+          <w:rFonts w:hint="eastAsia"/>
+          <w:b w:val="0"/>
+          <w:bCs w:val="0"/>
+          <w:sz w:val="21"/>
+          <w:szCs w:val="24"/>
+          <w:lang w:val="en-US" w:eastAsia="zh-CN"/>
+        </w:rPr>
+        <w:t>，在这里X是另一种机器人软件框架。这对于ROS而言是很难回答的问题--ROS并非要成为具有更多特色的机器人框架。另外，ROS的主要</w:t>
+      </w:r>
+      <w:r>
+        <w:rPr>
+          <w:rFonts w:hint="eastAsia"/>
+          <w:b w:val="0"/>
+          <w:bCs w:val="0"/>
+          <w:color w:val="FF0000"/>
+          <w:sz w:val="21"/>
+          <w:szCs w:val="24"/>
+          <w:lang w:val="en-US" w:eastAsia="zh-CN"/>
+        </w:rPr>
+        <w:t>目标是提高在机器人研究与开发过程中对代码的复用</w:t>
+      </w:r>
+      <w:r>
+        <w:rPr>
+          <w:rFonts w:hint="eastAsia"/>
+          <w:b w:val="0"/>
+          <w:bCs w:val="0"/>
+          <w:sz w:val="21"/>
+          <w:szCs w:val="24"/>
+          <w:lang w:val="en-US" w:eastAsia="zh-CN"/>
+        </w:rPr>
+        <w:t>。ROS是一个</w:t>
+      </w:r>
+      <w:r>
+        <w:rPr>
+          <w:rFonts w:hint="eastAsia"/>
+          <w:b w:val="0"/>
+          <w:bCs w:val="0"/>
+          <w:color w:val="FF0000"/>
+          <w:sz w:val="21"/>
+          <w:szCs w:val="24"/>
+          <w:lang w:val="en-US" w:eastAsia="zh-CN"/>
+        </w:rPr>
+        <w:t>分布式进程的框架</w:t>
+      </w:r>
+      <w:r>
+        <w:rPr>
+          <w:rFonts w:hint="eastAsia"/>
+          <w:b w:val="0"/>
+          <w:bCs w:val="0"/>
+          <w:sz w:val="21"/>
+          <w:szCs w:val="24"/>
+          <w:lang w:val="en-US" w:eastAsia="zh-CN"/>
+        </w:rPr>
+        <w:t>(多节点 node)，它使程序在执行过程中单独设计并且松散耦合。这些进程分组在package包中和堆栈中，这样很容易共享和分发。ROS也支持代码库的分担但协调的系统，这使得其能够更好地协助分发。ROS也支持</w:t>
+      </w:r>
+      <w:commentRangeStart w:id="1"/>
+      <w:r>
+        <w:rPr>
+          <w:rFonts w:hint="eastAsia"/>
+          <w:b w:val="0"/>
+          <w:bCs w:val="0"/>
+          <w:sz w:val="21"/>
+          <w:szCs w:val="24"/>
+          <w:lang w:val="en-US" w:eastAsia="zh-CN"/>
+        </w:rPr>
+        <w:t>联合式代码仓库系统</w:t>
+      </w:r>
+      <w:commentRangeEnd w:id="1"/>
+      <w:r>
+        <w:commentReference w:id="1"/>
+      </w:r>
+      <w:r>
+        <w:rPr>
+          <w:rFonts w:hint="eastAsia"/>
+          <w:b w:val="0"/>
+          <w:bCs w:val="0"/>
+          <w:sz w:val="21"/>
+          <w:szCs w:val="24"/>
+          <w:lang w:val="en-US" w:eastAsia="zh-CN"/>
+        </w:rPr>
+        <w:t>，这使得协助者更好地分发。这种设计(从文件系统级到社区级)能够对开发和实施做出独立的决策，但这些所有都能够通过ROS工具整合在一起。</w:t>
+      </w:r>
+    </w:p>
+    <w:p>
+      <w:pPr>
+        <w:numPr>
+          <w:ilvl w:val="0"/>
+          <w:numId w:val="0"/>
+        </w:numPr>
+        <w:ind w:firstLine="420" w:firstLineChars="0"/>
+        <w:jc w:val="left"/>
+        <w:rPr>
+          <w:rFonts w:hint="eastAsia"/>
+          <w:b w:val="0"/>
+          <w:bCs w:val="0"/>
+          <w:sz w:val="21"/>
+          <w:szCs w:val="24"/>
+          <w:lang w:val="en-US" w:eastAsia="zh-CN"/>
+        </w:rPr>
+      </w:pPr>
+      <w:r>
+        <w:rPr>
+          <w:rFonts w:hint="eastAsia"/>
+          <w:b w:val="0"/>
+          <w:bCs w:val="0"/>
+          <w:sz w:val="21"/>
+          <w:szCs w:val="24"/>
+          <w:lang w:val="en-US" w:eastAsia="zh-CN"/>
+        </w:rPr>
+        <w:t>为了支持共享与协助这个</w:t>
+      </w:r>
+      <w:commentRangeStart w:id="2"/>
+      <w:r>
+        <w:rPr>
+          <w:rFonts w:hint="eastAsia"/>
+          <w:b w:val="0"/>
+          <w:bCs w:val="0"/>
+          <w:sz w:val="21"/>
+          <w:szCs w:val="24"/>
+          <w:lang w:val="en-US" w:eastAsia="zh-CN"/>
+        </w:rPr>
+        <w:t>主要目标</w:t>
+      </w:r>
+      <w:commentRangeEnd w:id="2"/>
+      <w:r>
+        <w:commentReference w:id="2"/>
+      </w:r>
+      <w:r>
+        <w:rPr>
+          <w:rFonts w:hint="eastAsia"/>
+          <w:b w:val="0"/>
+          <w:bCs w:val="0"/>
+          <w:sz w:val="21"/>
+          <w:szCs w:val="24"/>
+          <w:lang w:val="en-US" w:eastAsia="zh-CN"/>
+        </w:rPr>
+        <w:t>，ROS框架还包含如下其他目标：</w:t>
+      </w:r>
+    </w:p>
+    <w:p>
+      <w:pPr>
+        <w:numPr>
+          <w:ilvl w:val="0"/>
+          <w:numId w:val="0"/>
+        </w:numPr>
+        <w:ind w:firstLine="420" w:firstLineChars="0"/>
+        <w:jc w:val="left"/>
+        <w:rPr>
+          <w:rFonts w:hint="default"/>
+          <w:b w:val="0"/>
+          <w:bCs w:val="0"/>
+          <w:sz w:val="21"/>
+          <w:szCs w:val="24"/>
+          <w:lang w:val="en-US" w:eastAsia="zh-CN"/>
+        </w:rPr>
+      </w:pPr>
+      <w:r>
+        <w:rPr>
+          <w:rFonts w:hint="eastAsia"/>
+          <w:b w:val="0"/>
+          <w:bCs w:val="0"/>
+          <w:sz w:val="21"/>
+          <w:szCs w:val="24"/>
+          <w:lang w:val="en-US" w:eastAsia="zh-CN"/>
+        </w:rPr>
+        <w:t>·</w:t>
+      </w:r>
+      <w:r>
+        <w:rPr>
+          <w:rFonts w:hint="eastAsia"/>
+          <w:b/>
+          <w:bCs/>
+          <w:sz w:val="21"/>
+          <w:szCs w:val="24"/>
+          <w:lang w:val="en-US" w:eastAsia="zh-CN"/>
+        </w:rPr>
+        <w:t xml:space="preserve">轻量化: </w:t>
+      </w:r>
+      <w:r>
+        <w:rPr>
+          <w:rFonts w:hint="eastAsia"/>
+          <w:b w:val="0"/>
+          <w:bCs w:val="0"/>
+          <w:sz w:val="21"/>
+          <w:szCs w:val="24"/>
+          <w:lang w:val="en-US" w:eastAsia="zh-CN"/>
+        </w:rPr>
+        <w:t>ROS被设计的尽可能的轻量化--ROS官方并不会封装用户的main()函数--因此使用ROS写的代码能够被其他机器人软件框架使用。由此推论：ROS很容易与其他机器人框架进行集成(ROS已经与OpenRAVE、Orocos以及Player进行了集成)。</w:t>
+      </w:r>
+    </w:p>
+    <w:p>
+      <w:pPr>
+        <w:numPr>
+          <w:ilvl w:val="0"/>
+          <w:numId w:val="0"/>
+        </w:numPr>
+        <w:ind w:firstLine="420" w:firstLineChars="0"/>
+        <w:jc w:val="left"/>
+        <w:rPr>
+          <w:rFonts w:hint="eastAsia"/>
+          <w:b w:val="0"/>
+          <w:bCs w:val="0"/>
+          <w:sz w:val="21"/>
+          <w:szCs w:val="24"/>
+          <w:lang w:val="en-US" w:eastAsia="zh-CN"/>
+        </w:rPr>
+      </w:pPr>
+      <w:r>
+        <w:rPr>
+          <w:rFonts w:hint="eastAsia"/>
+          <w:b w:val="0"/>
+          <w:bCs w:val="0"/>
+          <w:sz w:val="21"/>
+          <w:szCs w:val="24"/>
+          <w:lang w:val="en-US" w:eastAsia="zh-CN"/>
+        </w:rPr>
+        <w:t>·</w:t>
+      </w:r>
+      <w:r>
+        <w:rPr>
+          <w:rFonts w:hint="eastAsia"/>
+          <w:b/>
+          <w:bCs/>
+          <w:sz w:val="21"/>
+          <w:szCs w:val="24"/>
+          <w:lang w:val="en-US" w:eastAsia="zh-CN"/>
+        </w:rPr>
+        <w:t>ROS不相关库:</w:t>
+      </w:r>
+      <w:r>
+        <w:rPr>
+          <w:rFonts w:hint="eastAsia"/>
+          <w:b w:val="0"/>
+          <w:bCs w:val="0"/>
+          <w:sz w:val="21"/>
+          <w:szCs w:val="24"/>
+          <w:lang w:val="en-US" w:eastAsia="zh-CN"/>
+        </w:rPr>
+        <w:t>首选开发是通过清晰的功能接口去编写ROS的不相关库。</w:t>
+      </w:r>
+    </w:p>
+    <w:p>
+      <w:pPr>
+        <w:numPr>
+          <w:ilvl w:val="0"/>
+          <w:numId w:val="0"/>
+        </w:numPr>
+        <w:ind w:firstLine="420" w:firstLineChars="0"/>
+        <w:jc w:val="left"/>
+        <w:rPr>
+          <w:rFonts w:hint="eastAsia"/>
+          <w:b w:val="0"/>
+          <w:bCs w:val="0"/>
+          <w:sz w:val="21"/>
+          <w:szCs w:val="24"/>
+          <w:lang w:val="en-US" w:eastAsia="zh-CN"/>
+        </w:rPr>
+      </w:pPr>
+      <w:r>
+        <w:rPr>
+          <w:rFonts w:hint="eastAsia"/>
+          <w:b w:val="0"/>
+          <w:bCs w:val="0"/>
+          <w:sz w:val="21"/>
+          <w:szCs w:val="24"/>
+          <w:lang w:val="en-US" w:eastAsia="zh-CN"/>
+        </w:rPr>
+        <w:t>·</w:t>
+      </w:r>
+      <w:r>
+        <w:rPr>
+          <w:rFonts w:hint="eastAsia"/>
+          <w:b/>
+          <w:bCs/>
+          <w:sz w:val="21"/>
+          <w:szCs w:val="24"/>
+          <w:lang w:val="en-US" w:eastAsia="zh-CN"/>
+        </w:rPr>
+        <w:t>语言独立:</w:t>
+      </w:r>
+      <w:r>
+        <w:rPr>
+          <w:rFonts w:hint="eastAsia"/>
+          <w:b w:val="0"/>
+          <w:bCs w:val="0"/>
+          <w:sz w:val="21"/>
+          <w:szCs w:val="24"/>
+          <w:lang w:val="en-US" w:eastAsia="zh-CN"/>
+        </w:rPr>
+        <w:t xml:space="preserve"> ROS的框架很容易在现代编程语言中实现。目前已经在Python、C++以及Lisp实现，也提供了Java和Lua的实验库。</w:t>
+      </w:r>
+    </w:p>
+    <w:p>
+      <w:pPr>
+        <w:numPr>
+          <w:ilvl w:val="0"/>
+          <w:numId w:val="0"/>
+        </w:numPr>
+        <w:ind w:firstLine="420" w:firstLineChars="0"/>
+        <w:jc w:val="left"/>
+        <w:rPr>
+          <w:rFonts w:hint="eastAsia"/>
+          <w:b w:val="0"/>
+          <w:bCs w:val="0"/>
+          <w:sz w:val="21"/>
+          <w:szCs w:val="24"/>
+          <w:lang w:val="en-US" w:eastAsia="zh-CN"/>
+        </w:rPr>
+      </w:pPr>
+      <w:r>
+        <w:rPr>
+          <w:rFonts w:hint="eastAsia"/>
+          <w:b w:val="0"/>
+          <w:bCs w:val="0"/>
+          <w:sz w:val="21"/>
+          <w:szCs w:val="24"/>
+          <w:lang w:val="en-US" w:eastAsia="zh-CN"/>
+        </w:rPr>
+        <w:t>·</w:t>
+      </w:r>
+      <w:r>
+        <w:rPr>
+          <w:rFonts w:hint="eastAsia"/>
+          <w:b/>
+          <w:bCs/>
+          <w:sz w:val="21"/>
+          <w:szCs w:val="24"/>
+          <w:lang w:val="en-US" w:eastAsia="zh-CN"/>
+        </w:rPr>
+        <w:t>易测试:</w:t>
+      </w:r>
+      <w:r>
+        <w:rPr>
+          <w:rFonts w:hint="eastAsia"/>
+          <w:b w:val="0"/>
+          <w:bCs w:val="0"/>
+          <w:sz w:val="21"/>
+          <w:szCs w:val="24"/>
+          <w:lang w:val="en-US" w:eastAsia="zh-CN"/>
+        </w:rPr>
+        <w:t xml:space="preserve"> ROS有一个叫做</w:t>
+      </w:r>
+      <w:commentRangeStart w:id="3"/>
+      <w:r>
+        <w:rPr>
+          <w:rFonts w:hint="eastAsia"/>
+          <w:b w:val="0"/>
+          <w:bCs w:val="0"/>
+          <w:sz w:val="21"/>
+          <w:szCs w:val="24"/>
+          <w:lang w:val="en-US" w:eastAsia="zh-CN"/>
+        </w:rPr>
+        <w:t>rostest</w:t>
+      </w:r>
+      <w:commentRangeEnd w:id="3"/>
+      <w:r>
+        <w:commentReference w:id="3"/>
+      </w:r>
+      <w:r>
+        <w:rPr>
+          <w:rFonts w:hint="eastAsia"/>
+          <w:b w:val="0"/>
+          <w:bCs w:val="0"/>
+          <w:sz w:val="21"/>
+          <w:szCs w:val="24"/>
+          <w:lang w:val="en-US" w:eastAsia="zh-CN"/>
+        </w:rPr>
+        <w:t>的内置单元/集成测试框架，这使得它能够很容易搭建和卸载测试功能。</w:t>
+      </w:r>
+    </w:p>
+    <w:p>
+      <w:pPr>
+        <w:numPr>
+          <w:ilvl w:val="0"/>
+          <w:numId w:val="0"/>
+        </w:numPr>
+        <w:ind w:firstLine="420" w:firstLineChars="0"/>
+        <w:jc w:val="left"/>
+        <w:rPr>
+          <w:rFonts w:hint="eastAsia"/>
+          <w:b w:val="0"/>
+          <w:bCs w:val="0"/>
+          <w:sz w:val="21"/>
+          <w:szCs w:val="24"/>
+          <w:lang w:val="en-US" w:eastAsia="zh-CN"/>
+        </w:rPr>
+      </w:pPr>
+      <w:r>
+        <w:rPr>
+          <w:rFonts w:hint="eastAsia"/>
+          <w:b w:val="0"/>
+          <w:bCs w:val="0"/>
+          <w:sz w:val="21"/>
+          <w:szCs w:val="24"/>
+          <w:lang w:val="en-US" w:eastAsia="zh-CN"/>
+        </w:rPr>
+        <w:t>·</w:t>
+      </w:r>
+      <w:r>
+        <w:rPr>
+          <w:rFonts w:hint="eastAsia"/>
+          <w:b/>
+          <w:bCs/>
+          <w:sz w:val="21"/>
+          <w:szCs w:val="24"/>
+          <w:lang w:val="en-US" w:eastAsia="zh-CN"/>
+        </w:rPr>
+        <w:t>可拓展性:</w:t>
+      </w:r>
+      <w:r>
+        <w:rPr>
+          <w:rFonts w:hint="eastAsia"/>
+          <w:b w:val="0"/>
+          <w:bCs w:val="0"/>
+          <w:sz w:val="21"/>
+          <w:szCs w:val="24"/>
+          <w:lang w:val="en-US" w:eastAsia="zh-CN"/>
+        </w:rPr>
+        <w:t xml:space="preserve"> ROS适用于大型实时系统以及大型开发流程。</w:t>
+      </w:r>
+    </w:p>
+    <w:p>
+      <w:pPr>
+        <w:numPr>
+          <w:ilvl w:val="0"/>
+          <w:numId w:val="0"/>
+        </w:numPr>
+        <w:ind w:firstLine="420" w:firstLineChars="0"/>
+        <w:jc w:val="left"/>
+        <w:rPr>
+          <w:rFonts w:hint="default"/>
+          <w:b w:val="0"/>
+          <w:bCs w:val="0"/>
+          <w:sz w:val="21"/>
+          <w:szCs w:val="24"/>
+          <w:lang w:val="en-US" w:eastAsia="zh-CN"/>
+        </w:rPr>
+      </w:pPr>
+    </w:p>
+    <w:p>
+      <w:pPr>
+        <w:numPr>
+          <w:ilvl w:val="0"/>
+          <w:numId w:val="1"/>
+        </w:numPr>
+        <w:jc w:val="left"/>
+        <w:rPr>
+          <w:rFonts w:hint="default"/>
+          <w:b/>
+          <w:bCs/>
+          <w:sz w:val="28"/>
+          <w:szCs w:val="36"/>
+          <w:lang w:val="en-US" w:eastAsia="zh-CN"/>
+        </w:rPr>
+      </w:pPr>
+      <w:r>
+        <w:rPr>
+          <w:rFonts w:hint="eastAsia"/>
+          <w:b/>
+          <w:bCs/>
+          <w:sz w:val="28"/>
+          <w:szCs w:val="36"/>
+          <w:lang w:val="en-US" w:eastAsia="zh-CN"/>
+        </w:rPr>
+        <w:t>操作系统</w:t>
+      </w:r>
+    </w:p>
+    <w:p>
+      <w:pPr>
+        <w:numPr>
+          <w:numId w:val="0"/>
+        </w:numPr>
+        <w:ind w:firstLine="420" w:firstLineChars="0"/>
+        <w:jc w:val="left"/>
+        <w:rPr>
+          <w:rFonts w:hint="eastAsia"/>
+          <w:b w:val="0"/>
+          <w:bCs w:val="0"/>
+          <w:sz w:val="21"/>
+          <w:szCs w:val="24"/>
+          <w:lang w:val="en-US" w:eastAsia="zh-CN"/>
+        </w:rPr>
+      </w:pPr>
+      <w:r>
+        <w:rPr>
+          <w:rFonts w:hint="eastAsia"/>
+          <w:b w:val="0"/>
+          <w:bCs w:val="0"/>
+          <w:sz w:val="21"/>
+          <w:szCs w:val="24"/>
+          <w:lang w:val="en-US" w:eastAsia="zh-CN"/>
+        </w:rPr>
+        <w:t>ROS目前仅运行在基于unix的系统。ROS的软件主要是在Ubuntu和Mac OS X系统，但ROS得社区也一直支持着在Fedora、Gentoo、Arch Linux和其他Linux平台。</w:t>
+      </w:r>
+    </w:p>
+    <w:p>
+      <w:pPr>
+        <w:numPr>
+          <w:numId w:val="0"/>
+        </w:numPr>
+        <w:ind w:firstLine="420" w:firstLineChars="0"/>
+        <w:jc w:val="left"/>
+        <w:rPr>
+          <w:rFonts w:hint="eastAsia"/>
+          <w:b w:val="0"/>
+          <w:bCs w:val="0"/>
+          <w:sz w:val="21"/>
+          <w:szCs w:val="24"/>
+          <w:lang w:val="en-US" w:eastAsia="zh-CN"/>
+        </w:rPr>
+      </w:pPr>
+      <w:r>
+        <w:rPr>
+          <w:rFonts w:hint="eastAsia"/>
+          <w:b w:val="0"/>
+          <w:bCs w:val="0"/>
+          <w:sz w:val="21"/>
+          <w:szCs w:val="24"/>
+          <w:lang w:val="en-US" w:eastAsia="zh-CN"/>
+        </w:rPr>
+        <w:t>尽管ROS在Microsoft运行时</w:t>
+      </w:r>
+      <w:commentRangeStart w:id="4"/>
+      <w:r>
+        <w:rPr>
+          <w:rFonts w:hint="eastAsia"/>
+          <w:b w:val="0"/>
+          <w:bCs w:val="0"/>
+          <w:sz w:val="21"/>
+          <w:szCs w:val="24"/>
+          <w:lang w:val="en-US" w:eastAsia="zh-CN"/>
+        </w:rPr>
+        <w:t>可行的</w:t>
+      </w:r>
+      <w:commentRangeEnd w:id="4"/>
+      <w:r>
+        <w:commentReference w:id="4"/>
+      </w:r>
+      <w:r>
+        <w:rPr>
+          <w:rFonts w:hint="eastAsia"/>
+          <w:b w:val="0"/>
+          <w:bCs w:val="0"/>
+          <w:sz w:val="21"/>
+          <w:szCs w:val="24"/>
+          <w:lang w:val="en-US" w:eastAsia="zh-CN"/>
+        </w:rPr>
+        <w:t>，但其尚未进行充分的验证。</w:t>
+      </w:r>
+    </w:p>
+    <w:p>
+      <w:pPr>
+        <w:numPr>
+          <w:numId w:val="0"/>
+        </w:numPr>
+        <w:ind w:firstLine="420" w:firstLineChars="0"/>
+        <w:jc w:val="left"/>
+        <w:rPr>
+          <w:rFonts w:hint="default"/>
+          <w:b w:val="0"/>
+          <w:bCs w:val="0"/>
+          <w:sz w:val="21"/>
+          <w:szCs w:val="24"/>
+          <w:lang w:val="en-US" w:eastAsia="zh-CN"/>
+        </w:rPr>
+      </w:pPr>
+    </w:p>
+    <w:p>
+      <w:pPr>
+        <w:numPr>
+          <w:ilvl w:val="0"/>
+          <w:numId w:val="1"/>
+        </w:numPr>
+        <w:jc w:val="left"/>
+        <w:rPr>
+          <w:rFonts w:hint="default"/>
+          <w:b/>
+          <w:bCs/>
+          <w:sz w:val="28"/>
+          <w:szCs w:val="36"/>
+          <w:lang w:val="en-US" w:eastAsia="zh-CN"/>
+        </w:rPr>
+      </w:pPr>
+      <w:r>
+        <w:rPr>
+          <w:rFonts w:hint="eastAsia"/>
+          <w:b/>
+          <w:bCs/>
+          <w:sz w:val="28"/>
+          <w:szCs w:val="36"/>
+          <w:lang w:val="en-US" w:eastAsia="zh-CN"/>
+        </w:rPr>
+        <w:t>发布</w:t>
+      </w:r>
+    </w:p>
+    <w:p>
+      <w:pPr>
+        <w:numPr>
+          <w:numId w:val="0"/>
+        </w:numPr>
+        <w:ind w:firstLine="420" w:firstLineChars="0"/>
+        <w:jc w:val="left"/>
+        <w:rPr>
+          <w:rFonts w:hint="default"/>
+          <w:b w:val="0"/>
+          <w:bCs w:val="0"/>
+          <w:sz w:val="21"/>
+          <w:szCs w:val="24"/>
+          <w:lang w:val="en-US" w:eastAsia="zh-CN"/>
+        </w:rPr>
+      </w:pPr>
+      <w:r>
+        <w:rPr>
+          <w:rFonts w:hint="eastAsia"/>
+          <w:b w:val="0"/>
+          <w:bCs w:val="0"/>
+          <w:sz w:val="21"/>
+          <w:szCs w:val="24"/>
+          <w:lang w:val="en-US" w:eastAsia="zh-CN"/>
+        </w:rPr>
+        <w:t>ROS的核心系统以及各种有用的工具和库会定期的按照ROS发行版的规则去发布。这个发布相似于Linux的发行，其提供一系列开发软件使别人可以在其上进行开发。</w:t>
+      </w:r>
       <w:bookmarkStart w:id="0" w:name="_GoBack"/>
       <w:bookmarkEnd w:id="0"/>
     </w:p>
     <w:p>
       <w:pPr>
         <w:numPr>
-          <w:ilvl w:val="0"/>
-          <w:numId w:val="0"/>
-        </w:numPr>
-        <w:ind w:firstLine="420" w:firstLineChars="0"/>
-        <w:jc w:val="left"/>
-        <w:rPr>
-          <w:rFonts w:hint="eastAsia"/>
-          <w:b w:val="0"/>
-          <w:bCs w:val="0"/>
-          <w:sz w:val="21"/>
-          <w:szCs w:val="24"/>
-          <w:lang w:val="en-US" w:eastAsia="zh-CN"/>
-        </w:rPr>
-      </w:pPr>
-      <w:r>
-        <w:rPr>
-          <w:rFonts w:hint="eastAsia"/>
-          <w:b w:val="0"/>
-          <w:bCs w:val="0"/>
-          <w:sz w:val="21"/>
-          <w:szCs w:val="24"/>
-          <w:lang w:val="en-US" w:eastAsia="zh-CN"/>
-        </w:rPr>
-        <w:t>可能很多人会问</w:t>
-      </w:r>
-      <w:r>
-        <w:rPr>
-          <w:rFonts w:hint="default"/>
-          <w:b w:val="0"/>
-          <w:bCs w:val="0"/>
-          <w:sz w:val="21"/>
-          <w:szCs w:val="24"/>
-          <w:lang w:val="en-US" w:eastAsia="zh-CN"/>
-        </w:rPr>
-        <w:t>”</w:t>
-      </w:r>
-      <w:r>
-        <w:rPr>
-          <w:rFonts w:hint="eastAsia"/>
-          <w:b w:val="0"/>
-          <w:bCs w:val="0"/>
-          <w:sz w:val="21"/>
-          <w:szCs w:val="24"/>
-          <w:lang w:val="en-US" w:eastAsia="zh-CN"/>
-        </w:rPr>
-        <w:t>ROS与X有什么不同？</w:t>
-      </w:r>
-      <w:r>
-        <w:rPr>
-          <w:rFonts w:hint="default"/>
-          <w:b w:val="0"/>
-          <w:bCs w:val="0"/>
-          <w:sz w:val="21"/>
-          <w:szCs w:val="24"/>
-          <w:lang w:val="en-US" w:eastAsia="zh-CN"/>
-        </w:rPr>
-        <w:t>”</w:t>
-      </w:r>
-      <w:r>
-        <w:rPr>
-          <w:rFonts w:hint="eastAsia"/>
-          <w:b w:val="0"/>
-          <w:bCs w:val="0"/>
-          <w:sz w:val="21"/>
-          <w:szCs w:val="24"/>
-          <w:lang w:val="en-US" w:eastAsia="zh-CN"/>
-        </w:rPr>
-        <w:t>，在这里X是另一种机器人软件框架。这对于ROS而言是很难回答的问题--ROS并非要成为具有更多特色的机器人框架。另外，ROS的主要</w:t>
-      </w:r>
-      <w:r>
-        <w:rPr>
-          <w:rFonts w:hint="eastAsia"/>
-          <w:b w:val="0"/>
-          <w:bCs w:val="0"/>
-          <w:color w:val="FF0000"/>
-          <w:sz w:val="21"/>
-          <w:szCs w:val="24"/>
-          <w:lang w:val="en-US" w:eastAsia="zh-CN"/>
-        </w:rPr>
-        <w:t>目标是提高在机器人研究与开发过程中对代码的复用</w:t>
-      </w:r>
-      <w:r>
-        <w:rPr>
-          <w:rFonts w:hint="eastAsia"/>
-          <w:b w:val="0"/>
-          <w:bCs w:val="0"/>
-          <w:sz w:val="21"/>
-          <w:szCs w:val="24"/>
-          <w:lang w:val="en-US" w:eastAsia="zh-CN"/>
-        </w:rPr>
-        <w:t>。ROS是一个</w:t>
-      </w:r>
-      <w:r>
-        <w:rPr>
-          <w:rFonts w:hint="eastAsia"/>
-          <w:b w:val="0"/>
-          <w:bCs w:val="0"/>
-          <w:color w:val="FF0000"/>
-          <w:sz w:val="21"/>
-          <w:szCs w:val="24"/>
-          <w:lang w:val="en-US" w:eastAsia="zh-CN"/>
-        </w:rPr>
-        <w:t>分布式进程的框架</w:t>
-      </w:r>
-      <w:r>
-        <w:rPr>
-          <w:rFonts w:hint="eastAsia"/>
-          <w:b w:val="0"/>
-          <w:bCs w:val="0"/>
-          <w:sz w:val="21"/>
-          <w:szCs w:val="24"/>
-          <w:lang w:val="en-US" w:eastAsia="zh-CN"/>
-        </w:rPr>
-        <w:t>(多节点 node)，它使程序在执行过程中单独设计并且松散耦合。这些进程分组在package包中和堆栈中，这样很容易共享和分发。ROS也支持代码库的分担但协调的系统，这使得其能够更好地协助分发。ROS也支持</w:t>
-      </w:r>
-      <w:commentRangeStart w:id="1"/>
-      <w:r>
-        <w:rPr>
-          <w:rFonts w:hint="eastAsia"/>
-          <w:b w:val="0"/>
-          <w:bCs w:val="0"/>
-          <w:sz w:val="21"/>
-          <w:szCs w:val="24"/>
-          <w:lang w:val="en-US" w:eastAsia="zh-CN"/>
-        </w:rPr>
-        <w:t>联合式代码仓库系统</w:t>
-      </w:r>
-      <w:commentRangeEnd w:id="1"/>
-      <w:r>
-        <w:commentReference w:id="1"/>
-      </w:r>
-      <w:r>
-        <w:rPr>
-          <w:rFonts w:hint="eastAsia"/>
-          <w:b w:val="0"/>
-          <w:bCs w:val="0"/>
-          <w:sz w:val="21"/>
-          <w:szCs w:val="24"/>
-          <w:lang w:val="en-US" w:eastAsia="zh-CN"/>
-        </w:rPr>
-        <w:t>，这使得协助者更好地分发。这种设计(从文件系统级到社区级)能够对开发和实施做出独立的决策，但这些所有都能够通过ROS工具整合在一起。</w:t>
-      </w:r>
-    </w:p>
-    <w:p>
-      <w:pPr>
-        <w:numPr>
-          <w:ilvl w:val="0"/>
-          <w:numId w:val="0"/>
-        </w:numPr>
-        <w:ind w:firstLine="420" w:firstLineChars="0"/>
-        <w:jc w:val="left"/>
-        <w:rPr>
-          <w:rFonts w:hint="eastAsia"/>
-          <w:b w:val="0"/>
-          <w:bCs w:val="0"/>
-          <w:sz w:val="21"/>
-          <w:szCs w:val="24"/>
-          <w:lang w:val="en-US" w:eastAsia="zh-CN"/>
-        </w:rPr>
-      </w:pPr>
-      <w:r>
-        <w:rPr>
-          <w:rFonts w:hint="eastAsia"/>
-          <w:b w:val="0"/>
-          <w:bCs w:val="0"/>
-          <w:sz w:val="21"/>
-          <w:szCs w:val="24"/>
-          <w:lang w:val="en-US" w:eastAsia="zh-CN"/>
-        </w:rPr>
-        <w:t>为了支持共享与协助这个</w:t>
-      </w:r>
-      <w:commentRangeStart w:id="2"/>
-      <w:r>
-        <w:rPr>
-          <w:rFonts w:hint="eastAsia"/>
-          <w:b w:val="0"/>
-          <w:bCs w:val="0"/>
-          <w:sz w:val="21"/>
-          <w:szCs w:val="24"/>
-          <w:lang w:val="en-US" w:eastAsia="zh-CN"/>
-        </w:rPr>
-        <w:t>主要目标</w:t>
-      </w:r>
-      <w:commentRangeEnd w:id="2"/>
-      <w:r>
-        <w:commentReference w:id="2"/>
-      </w:r>
-      <w:r>
-        <w:rPr>
-          <w:rFonts w:hint="eastAsia"/>
-          <w:b w:val="0"/>
-          <w:bCs w:val="0"/>
-          <w:sz w:val="21"/>
-          <w:szCs w:val="24"/>
-          <w:lang w:val="en-US" w:eastAsia="zh-CN"/>
-        </w:rPr>
-        <w:t>，ROS框架还包含如下其他目标：</w:t>
-      </w:r>
-    </w:p>
-    <w:p>
-      <w:pPr>
-        <w:numPr>
-          <w:ilvl w:val="0"/>
-          <w:numId w:val="0"/>
-        </w:numPr>
-        <w:ind w:firstLine="420" w:firstLineChars="0"/>
-        <w:jc w:val="left"/>
-        <w:rPr>
-          <w:rFonts w:hint="default"/>
-          <w:b w:val="0"/>
-          <w:bCs w:val="0"/>
-          <w:sz w:val="21"/>
-          <w:szCs w:val="24"/>
-          <w:lang w:val="en-US" w:eastAsia="zh-CN"/>
-        </w:rPr>
-      </w:pPr>
-      <w:r>
-        <w:rPr>
-          <w:rFonts w:hint="eastAsia"/>
-          <w:b w:val="0"/>
-          <w:bCs w:val="0"/>
-          <w:sz w:val="21"/>
-          <w:szCs w:val="24"/>
-          <w:lang w:val="en-US" w:eastAsia="zh-CN"/>
-        </w:rPr>
-        <w:t>·</w:t>
-      </w:r>
-      <w:r>
-        <w:rPr>
-          <w:rFonts w:hint="eastAsia"/>
-          <w:b/>
-          <w:bCs/>
-          <w:sz w:val="21"/>
-          <w:szCs w:val="24"/>
-          <w:lang w:val="en-US" w:eastAsia="zh-CN"/>
-        </w:rPr>
-        <w:t>轻量化</w:t>
-      </w:r>
-      <w:r>
-        <w:rPr>
-          <w:rFonts w:hint="eastAsia"/>
-          <w:b w:val="0"/>
-          <w:bCs w:val="0"/>
-          <w:sz w:val="21"/>
-          <w:szCs w:val="24"/>
-          <w:lang w:val="en-US" w:eastAsia="zh-CN"/>
-        </w:rPr>
-        <w:t>：ROS被设计的尽可能的轻量化--ROS官方并不会封装用户的main()函数--因此使用ROS写的代码能够被其他机器人软件框架使用。由此推论：ROS很容易与其他机器人框架进行集成(ROS已经与OpenRAVE、Orocos以及Player进行了集成)。</w:t>
-      </w:r>
-    </w:p>
-    <w:p>
-      <w:pPr>
-        <w:numPr>
-          <w:ilvl w:val="0"/>
-          <w:numId w:val="0"/>
-        </w:numPr>
-        <w:ind w:firstLine="420" w:firstLineChars="0"/>
-        <w:jc w:val="left"/>
-        <w:rPr>
-          <w:rFonts w:hint="default"/>
-          <w:b w:val="0"/>
-          <w:bCs w:val="0"/>
-          <w:sz w:val="21"/>
-          <w:szCs w:val="24"/>
-          <w:lang w:val="en-US" w:eastAsia="zh-CN"/>
-        </w:rPr>
-      </w:pPr>
-      <w:r>
-        <w:rPr>
-          <w:rFonts w:hint="eastAsia"/>
-          <w:b w:val="0"/>
-          <w:bCs w:val="0"/>
-          <w:sz w:val="21"/>
-          <w:szCs w:val="24"/>
-          <w:lang w:val="en-US" w:eastAsia="zh-CN"/>
-        </w:rPr>
-        <w:t>·</w:t>
-      </w:r>
-    </w:p>
-    <w:p>
-      <w:pPr>
-        <w:numPr>
-          <w:ilvl w:val="0"/>
-          <w:numId w:val="1"/>
+          <w:numId w:val="0"/>
         </w:numPr>
         <w:jc w:val="left"/>
         <w:rPr>
@@ -844,6 +1247,42 @@
       </w:r>
     </w:p>
   </w:comment>
+  <w:comment w:id="3" w:author="ReoNa" w:date="2026-01-05T09:36:48Z" w:initials="">
+    <w:p>
+      <w:pPr>
+        <w:pStyle w:val="2"/>
+        <w:rPr>
+          <w:rFonts w:hint="default" w:eastAsiaTheme="minorEastAsia"/>
+          <w:lang w:val="en-US" w:eastAsia="zh-CN"/>
+        </w:rPr>
+      </w:pPr>
+      <w:r>
+        <w:rPr>
+          <w:rFonts w:hint="eastAsia"/>
+          <w:lang w:val="en-US" w:eastAsia="zh-CN"/>
+        </w:rPr>
+        <w:t>相当于rosrun、rosbag等，属于ROS内部命令</w:t>
+      </w:r>
+    </w:p>
+  </w:comment>
+  <w:comment w:id="4" w:author="ReoNa" w:date="2026-01-05T09:48:10Z" w:initials="">
+    <w:p>
+      <w:pPr>
+        <w:pStyle w:val="2"/>
+        <w:rPr>
+          <w:rFonts w:hint="default" w:eastAsiaTheme="minorEastAsia"/>
+          <w:lang w:val="en-US" w:eastAsia="zh-CN"/>
+        </w:rPr>
+      </w:pPr>
+      <w:r>
+        <w:rPr>
+          <w:rFonts w:hint="eastAsia"/>
+          <w:lang w:val="en-US" w:eastAsia="zh-CN"/>
+        </w:rPr>
+        <w:t>目前可以通过安装wsl去实现</w:t>
+      </w:r>
+    </w:p>
+  </w:comment>
 </w:comments>
 </file>
 
@@ -852,6 +1291,8 @@
   <w15:commentEx w15:paraId="4A076F00" w15:done="0"/>
   <w15:commentEx w15:paraId="5CA56939" w15:done="0"/>
   <w15:commentEx w15:paraId="758D1BC8" w15:done="0"/>
+  <w15:commentEx w15:paraId="392F94FD" w15:done="0"/>
+  <w15:commentEx w15:paraId="70345EE6" w15:done="0"/>
 </w15:commentsEx>
 </file>
 
